--- a/resources/templates/25代拟稿封皮.docx
+++ b/resources/templates/25代拟稿封皮.docx
@@ -78,7 +78,7 @@
           <w:sz-cs w:val="84"/>
           <w:b/>
         </w:rPr>
-        <w:t xml:space="preserve">审  计  报  告</w:t>
+        <w:t xml:space="preserve">{reportTitle}</w:t>
       </w:r>
     </w:p>
     <w:p>
@@ -335,7 +335,7 @@
           <w:sz w:val="32"/>
           <w:sz-cs w:val="32"/>
         </w:rPr>
-        <w:t xml:space="preserve"/>
+        <w:t xml:space="preserve">拟稿人：{authorName}　　审核人：{reviewerName}</w:t>
       </w:r>
     </w:p>
     <w:p>
@@ -349,7 +349,7 @@
           <w:sz w:val="32"/>
           <w:sz-cs w:val="32"/>
         </w:rPr>
-        <w:t xml:space="preserve"/>
+        <w:t xml:space="preserve">拟稿日期：{draftDate}　　版本号：{version}</w:t>
       </w:r>
     </w:p>
     <w:p>
@@ -362,7 +362,7 @@
           <w:sz w:val="24"/>
           <w:sz-cs w:val="24"/>
         </w:rPr>
-        <w:t xml:space="preserve"/>
+        <w:t xml:space="preserve">备注：{remarks}</w:t>
       </w:r>
     </w:p>
     <w:sectPr>
